--- a/1С_Предприятие/Итоговое задание.docx
+++ b/1С_Предприятие/Итоговое задание.docx
@@ -2094,7 +2094,7 @@
                     <a:blip r:embed="rId5" cstate="print">
                       <a:extLst>
                         <a:ext uri="{28A0092B-C50C-407E-A947-70E740481C1C}">
-                          <a14:useLocalDpi xmlns:a14="http://schemas.microsoft.com/office/drawing/2010/main" xmlns:wps="http://schemas.microsoft.com/office/word/2010/wordprocessingShape" xmlns:wpi="http://schemas.microsoft.com/office/word/2010/wordprocessingInk" xmlns:wpg="http://schemas.microsoft.com/office/word/2010/wordprocessingGroup" xmlns:w16se="http://schemas.microsoft.com/office/word/2015/wordml/symex" xmlns:w15="http://schemas.microsoft.com/office/word/2012/wordml" xmlns:w14="http://schemas.microsoft.com/office/word/2010/wordml" xmlns:w="http://schemas.openxmlformats.org/wordprocessingml/2006/main" xmlns:w10="urn:schemas-microsoft-com:office:word" xmlns:wp14="http://schemas.microsoft.com/office/word/2010/wordprocessingDrawing" xmlns:v="urn:schemas-microsoft-com:vml" xmlns:o="urn:schemas-microsoft-com:office:office" xmlns:mc="http://schemas.openxmlformats.org/markup-compatibility/2006" xmlns:cx1="http://schemas.microsoft.com/office/drawing/2015/9/8/chartex" xmlns:cx="http://schemas.microsoft.com/office/drawing/2014/chartex" xmlns:wpc="http://schemas.microsoft.com/office/word/2010/wordprocessingCanvas" xmlns="" val="0"/>
+                          <a14:useLocalDpi xmlns="" xmlns:wpc="http://schemas.microsoft.com/office/word/2010/wordprocessingCanvas" xmlns:cx="http://schemas.microsoft.com/office/drawing/2014/chartex" xmlns:cx1="http://schemas.microsoft.com/office/drawing/2015/9/8/chartex" xmlns:mc="http://schemas.openxmlformats.org/markup-compatibility/2006" xmlns:o="urn:schemas-microsoft-com:office:office" xmlns:v="urn:schemas-microsoft-com:vml" xmlns:wp14="http://schemas.microsoft.com/office/word/2010/wordprocessingDrawing" xmlns:w10="urn:schemas-microsoft-com:office:word" xmlns:w="http://schemas.openxmlformats.org/wordprocessingml/2006/main" xmlns:w14="http://schemas.microsoft.com/office/word/2010/wordml" xmlns:w15="http://schemas.microsoft.com/office/word/2012/wordml" xmlns:w16se="http://schemas.microsoft.com/office/word/2015/wordml/symex" xmlns:wpg="http://schemas.microsoft.com/office/word/2010/wordprocessingGroup" xmlns:wpi="http://schemas.microsoft.com/office/word/2010/wordprocessingInk" xmlns:wps="http://schemas.microsoft.com/office/word/2010/wordprocessingShape" xmlns:a14="http://schemas.microsoft.com/office/drawing/2010/main" val="0"/>
                         </a:ext>
                       </a:extLst>
                     </a:blip>
@@ -2155,7 +2155,7 @@
                     <a:blip r:embed="rId6" cstate="print">
                       <a:extLst>
                         <a:ext uri="{28A0092B-C50C-407E-A947-70E740481C1C}">
-                          <a14:useLocalDpi xmlns:a14="http://schemas.microsoft.com/office/drawing/2010/main" xmlns:wps="http://schemas.microsoft.com/office/word/2010/wordprocessingShape" xmlns:wpi="http://schemas.microsoft.com/office/word/2010/wordprocessingInk" xmlns:wpg="http://schemas.microsoft.com/office/word/2010/wordprocessingGroup" xmlns:w16se="http://schemas.microsoft.com/office/word/2015/wordml/symex" xmlns:w15="http://schemas.microsoft.com/office/word/2012/wordml" xmlns:w14="http://schemas.microsoft.com/office/word/2010/wordml" xmlns:w="http://schemas.openxmlformats.org/wordprocessingml/2006/main" xmlns:w10="urn:schemas-microsoft-com:office:word" xmlns:wp14="http://schemas.microsoft.com/office/word/2010/wordprocessingDrawing" xmlns:v="urn:schemas-microsoft-com:vml" xmlns:o="urn:schemas-microsoft-com:office:office" xmlns:mc="http://schemas.openxmlformats.org/markup-compatibility/2006" xmlns:cx1="http://schemas.microsoft.com/office/drawing/2015/9/8/chartex" xmlns:cx="http://schemas.microsoft.com/office/drawing/2014/chartex" xmlns:wpc="http://schemas.microsoft.com/office/word/2010/wordprocessingCanvas" xmlns="" val="0"/>
+                          <a14:useLocalDpi xmlns="" xmlns:wpc="http://schemas.microsoft.com/office/word/2010/wordprocessingCanvas" xmlns:cx="http://schemas.microsoft.com/office/drawing/2014/chartex" xmlns:cx1="http://schemas.microsoft.com/office/drawing/2015/9/8/chartex" xmlns:mc="http://schemas.openxmlformats.org/markup-compatibility/2006" xmlns:o="urn:schemas-microsoft-com:office:office" xmlns:v="urn:schemas-microsoft-com:vml" xmlns:wp14="http://schemas.microsoft.com/office/word/2010/wordprocessingDrawing" xmlns:w10="urn:schemas-microsoft-com:office:word" xmlns:w="http://schemas.openxmlformats.org/wordprocessingml/2006/main" xmlns:w14="http://schemas.microsoft.com/office/word/2010/wordml" xmlns:w15="http://schemas.microsoft.com/office/word/2012/wordml" xmlns:w16se="http://schemas.microsoft.com/office/word/2015/wordml/symex" xmlns:wpg="http://schemas.microsoft.com/office/word/2010/wordprocessingGroup" xmlns:wpi="http://schemas.microsoft.com/office/word/2010/wordprocessingInk" xmlns:wps="http://schemas.microsoft.com/office/word/2010/wordprocessingShape" xmlns:a14="http://schemas.microsoft.com/office/drawing/2010/main" val="0"/>
                         </a:ext>
                       </a:extLst>
                     </a:blip>
@@ -2175,7 +2175,7 @@
                     </a:ln>
                     <a:extLst>
                       <a:ext uri="{53640926-AAD7-44D8-BBD7-CCE9431645EC}">
-                        <a14:shadowObscured xmlns:a14="http://schemas.microsoft.com/office/drawing/2010/main" xmlns:wps="http://schemas.microsoft.com/office/word/2010/wordprocessingShape" xmlns:wpi="http://schemas.microsoft.com/office/word/2010/wordprocessingInk" xmlns:wpg="http://schemas.microsoft.com/office/word/2010/wordprocessingGroup" xmlns:w16se="http://schemas.microsoft.com/office/word/2015/wordml/symex" xmlns:w15="http://schemas.microsoft.com/office/word/2012/wordml" xmlns:w14="http://schemas.microsoft.com/office/word/2010/wordml" xmlns:w="http://schemas.openxmlformats.org/wordprocessingml/2006/main" xmlns:w10="urn:schemas-microsoft-com:office:word" xmlns:wp14="http://schemas.microsoft.com/office/word/2010/wordprocessingDrawing" xmlns:v="urn:schemas-microsoft-com:vml" xmlns:o="urn:schemas-microsoft-com:office:office" xmlns:mc="http://schemas.openxmlformats.org/markup-compatibility/2006" xmlns:cx1="http://schemas.microsoft.com/office/drawing/2015/9/8/chartex" xmlns:cx="http://schemas.microsoft.com/office/drawing/2014/chartex" xmlns:wpc="http://schemas.microsoft.com/office/word/2010/wordprocessingCanvas" xmlns=""/>
+                        <a14:shadowObscured xmlns="" xmlns:wpc="http://schemas.microsoft.com/office/word/2010/wordprocessingCanvas" xmlns:cx="http://schemas.microsoft.com/office/drawing/2014/chartex" xmlns:cx1="http://schemas.microsoft.com/office/drawing/2015/9/8/chartex" xmlns:mc="http://schemas.openxmlformats.org/markup-compatibility/2006" xmlns:o="urn:schemas-microsoft-com:office:office" xmlns:v="urn:schemas-microsoft-com:vml" xmlns:wp14="http://schemas.microsoft.com/office/word/2010/wordprocessingDrawing" xmlns:w10="urn:schemas-microsoft-com:office:word" xmlns:w="http://schemas.openxmlformats.org/wordprocessingml/2006/main" xmlns:w14="http://schemas.microsoft.com/office/word/2010/wordml" xmlns:w15="http://schemas.microsoft.com/office/word/2012/wordml" xmlns:w16se="http://schemas.microsoft.com/office/word/2015/wordml/symex" xmlns:wpg="http://schemas.microsoft.com/office/word/2010/wordprocessingGroup" xmlns:wpi="http://schemas.microsoft.com/office/word/2010/wordprocessingInk" xmlns:wps="http://schemas.microsoft.com/office/word/2010/wordprocessingShape" xmlns:a14="http://schemas.microsoft.com/office/drawing/2010/main"/>
                       </a:ext>
                     </a:extLst>
                   </pic:spPr>
@@ -4250,6 +4250,738 @@
           <w:szCs w:val="28"/>
         </w:rPr>
         <w:t>полезной и удобной в использовании.</w:t>
+      </w:r>
+    </w:p>
+    <w:p>
+      <w:pPr>
+        <w:spacing w:after="0" w:line="240" w:lineRule="auto"/>
+        <w:jc w:val="center"/>
+        <w:rPr>
+          <w:rFonts w:ascii="Times New Roman" w:hAnsi="Times New Roman" w:cs="Times New Roman"/>
+          <w:b/>
+          <w:sz w:val="28"/>
+          <w:szCs w:val="28"/>
+        </w:rPr>
+      </w:pPr>
+    </w:p>
+    <w:p>
+      <w:pPr>
+        <w:spacing w:after="0" w:line="240" w:lineRule="auto"/>
+        <w:jc w:val="center"/>
+        <w:rPr>
+          <w:rFonts w:ascii="Times New Roman" w:hAnsi="Times New Roman" w:cs="Times New Roman"/>
+          <w:b/>
+          <w:sz w:val="28"/>
+          <w:szCs w:val="28"/>
+          <w:lang w:val="en-US"/>
+        </w:rPr>
+      </w:pPr>
+    </w:p>
+    <w:p>
+      <w:pPr>
+        <w:spacing w:after="0" w:line="240" w:lineRule="auto"/>
+        <w:jc w:val="center"/>
+        <w:rPr>
+          <w:rFonts w:ascii="Times New Roman" w:hAnsi="Times New Roman" w:cs="Times New Roman"/>
+          <w:b/>
+          <w:sz w:val="28"/>
+          <w:szCs w:val="28"/>
+          <w:lang w:val="en-US"/>
+        </w:rPr>
+      </w:pPr>
+    </w:p>
+    <w:p>
+      <w:pPr>
+        <w:spacing w:after="0" w:line="240" w:lineRule="auto"/>
+        <w:jc w:val="center"/>
+        <w:rPr>
+          <w:rFonts w:ascii="Times New Roman" w:hAnsi="Times New Roman" w:cs="Times New Roman"/>
+          <w:b/>
+          <w:sz w:val="28"/>
+          <w:szCs w:val="28"/>
+          <w:lang w:val="en-US"/>
+        </w:rPr>
+      </w:pPr>
+    </w:p>
+    <w:p>
+      <w:pPr>
+        <w:spacing w:after="0" w:line="240" w:lineRule="auto"/>
+        <w:jc w:val="center"/>
+        <w:rPr>
+          <w:rFonts w:ascii="Times New Roman" w:hAnsi="Times New Roman" w:cs="Times New Roman"/>
+          <w:b/>
+          <w:sz w:val="28"/>
+          <w:szCs w:val="28"/>
+        </w:rPr>
+      </w:pPr>
+      <w:r>
+        <w:rPr>
+          <w:rFonts w:ascii="Times New Roman" w:hAnsi="Times New Roman" w:cs="Times New Roman"/>
+          <w:b/>
+          <w:sz w:val="28"/>
+          <w:szCs w:val="28"/>
+        </w:rPr>
+        <w:lastRenderedPageBreak/>
+        <w:t>Перечень прочих тем, которые можно реализовать</w:t>
+      </w:r>
+    </w:p>
+    <w:p>
+      <w:pPr>
+        <w:pStyle w:val="a3"/>
+        <w:widowControl w:val="0"/>
+        <w:numPr>
+          <w:ilvl w:val="0"/>
+          <w:numId w:val="3"/>
+        </w:numPr>
+        <w:tabs>
+          <w:tab w:val="left" w:pos="1134"/>
+        </w:tabs>
+        <w:spacing w:after="0" w:line="240" w:lineRule="auto"/>
+        <w:ind w:left="0" w:firstLine="709"/>
+        <w:jc w:val="both"/>
+        <w:rPr>
+          <w:rFonts w:ascii="Times New Roman" w:hAnsi="Times New Roman"/>
+          <w:sz w:val="28"/>
+          <w:szCs w:val="28"/>
+        </w:rPr>
+      </w:pPr>
+      <w:r>
+        <w:rPr>
+          <w:rFonts w:ascii="Times New Roman" w:hAnsi="Times New Roman"/>
+          <w:sz w:val="28"/>
+          <w:szCs w:val="28"/>
+        </w:rPr>
+        <w:t>Разработка на платформе «1С: Предприятие» конфигурации для а</w:t>
+      </w:r>
+      <w:r>
+        <w:rPr>
+          <w:rFonts w:ascii="Times New Roman" w:hAnsi="Times New Roman"/>
+          <w:sz w:val="28"/>
+          <w:szCs w:val="28"/>
+        </w:rPr>
+        <w:t>в</w:t>
+      </w:r>
+      <w:r>
+        <w:rPr>
+          <w:rFonts w:ascii="Times New Roman" w:hAnsi="Times New Roman"/>
+          <w:sz w:val="28"/>
+          <w:szCs w:val="28"/>
+        </w:rPr>
+        <w:t>томатизации процесса расчета заработной платы сотрудников</w:t>
+      </w:r>
+    </w:p>
+    <w:p>
+      <w:pPr>
+        <w:pStyle w:val="a3"/>
+        <w:widowControl w:val="0"/>
+        <w:numPr>
+          <w:ilvl w:val="0"/>
+          <w:numId w:val="3"/>
+        </w:numPr>
+        <w:tabs>
+          <w:tab w:val="left" w:pos="1134"/>
+        </w:tabs>
+        <w:spacing w:after="0" w:line="240" w:lineRule="auto"/>
+        <w:ind w:left="0" w:firstLine="709"/>
+        <w:jc w:val="both"/>
+        <w:rPr>
+          <w:rFonts w:ascii="Times New Roman" w:hAnsi="Times New Roman"/>
+          <w:sz w:val="28"/>
+          <w:szCs w:val="28"/>
+        </w:rPr>
+      </w:pPr>
+      <w:r>
+        <w:rPr>
+          <w:rFonts w:ascii="Times New Roman" w:hAnsi="Times New Roman"/>
+          <w:sz w:val="28"/>
+          <w:szCs w:val="28"/>
+        </w:rPr>
+        <w:t>Разработка на платформе «1С: Предприятие» конфигурации для а</w:t>
+      </w:r>
+      <w:r>
+        <w:rPr>
+          <w:rFonts w:ascii="Times New Roman" w:hAnsi="Times New Roman"/>
+          <w:sz w:val="28"/>
+          <w:szCs w:val="28"/>
+        </w:rPr>
+        <w:t>в</w:t>
+      </w:r>
+      <w:r>
+        <w:rPr>
+          <w:rFonts w:ascii="Times New Roman" w:hAnsi="Times New Roman"/>
+          <w:sz w:val="28"/>
+          <w:szCs w:val="28"/>
+        </w:rPr>
+        <w:t>томатизации деятельности сервисного центра по ремонту компьютерной и мобильной техники</w:t>
+      </w:r>
+    </w:p>
+    <w:p>
+      <w:pPr>
+        <w:pStyle w:val="a3"/>
+        <w:widowControl w:val="0"/>
+        <w:numPr>
+          <w:ilvl w:val="0"/>
+          <w:numId w:val="3"/>
+        </w:numPr>
+        <w:tabs>
+          <w:tab w:val="left" w:pos="1134"/>
+        </w:tabs>
+        <w:spacing w:after="0" w:line="240" w:lineRule="auto"/>
+        <w:ind w:left="0" w:firstLine="709"/>
+        <w:jc w:val="both"/>
+        <w:rPr>
+          <w:rFonts w:ascii="Times New Roman" w:hAnsi="Times New Roman"/>
+          <w:sz w:val="28"/>
+          <w:szCs w:val="28"/>
+        </w:rPr>
+      </w:pPr>
+      <w:r>
+        <w:rPr>
+          <w:rFonts w:ascii="Times New Roman" w:hAnsi="Times New Roman"/>
+          <w:sz w:val="28"/>
+          <w:szCs w:val="28"/>
+        </w:rPr>
+        <w:t>Разработка на платформе «1С: Предприятие» конфигурации для автоматизации процесса учета нормативной документации в учебном завед</w:t>
+      </w:r>
+      <w:r>
+        <w:rPr>
+          <w:rFonts w:ascii="Times New Roman" w:hAnsi="Times New Roman"/>
+          <w:sz w:val="28"/>
+          <w:szCs w:val="28"/>
+        </w:rPr>
+        <w:t>е</w:t>
+      </w:r>
+      <w:r>
+        <w:rPr>
+          <w:rFonts w:ascii="Times New Roman" w:hAnsi="Times New Roman"/>
+          <w:sz w:val="28"/>
+          <w:szCs w:val="28"/>
+        </w:rPr>
+        <w:t>нии</w:t>
+      </w:r>
+    </w:p>
+    <w:p>
+      <w:pPr>
+        <w:pStyle w:val="a3"/>
+        <w:widowControl w:val="0"/>
+        <w:numPr>
+          <w:ilvl w:val="0"/>
+          <w:numId w:val="3"/>
+        </w:numPr>
+        <w:tabs>
+          <w:tab w:val="left" w:pos="1134"/>
+        </w:tabs>
+        <w:spacing w:after="0" w:line="240" w:lineRule="auto"/>
+        <w:ind w:left="0" w:firstLine="709"/>
+        <w:jc w:val="both"/>
+        <w:rPr>
+          <w:rFonts w:ascii="Times New Roman" w:hAnsi="Times New Roman"/>
+          <w:sz w:val="28"/>
+          <w:szCs w:val="28"/>
+        </w:rPr>
+      </w:pPr>
+      <w:r>
+        <w:rPr>
+          <w:rFonts w:ascii="Times New Roman" w:hAnsi="Times New Roman"/>
+          <w:sz w:val="28"/>
+          <w:szCs w:val="28"/>
+        </w:rPr>
+        <w:t>Разработка на платформе «1С: Предприятие» конфигурации для а</w:t>
+      </w:r>
+      <w:r>
+        <w:rPr>
+          <w:rFonts w:ascii="Times New Roman" w:hAnsi="Times New Roman"/>
+          <w:sz w:val="28"/>
+          <w:szCs w:val="28"/>
+        </w:rPr>
+        <w:t>в</w:t>
+      </w:r>
+      <w:r>
+        <w:rPr>
+          <w:rFonts w:ascii="Times New Roman" w:hAnsi="Times New Roman"/>
+          <w:sz w:val="28"/>
+          <w:szCs w:val="28"/>
+        </w:rPr>
+        <w:t>томатизации процесса учета рабочего времени преподавателей</w:t>
+      </w:r>
+    </w:p>
+    <w:p>
+      <w:pPr>
+        <w:pStyle w:val="a3"/>
+        <w:widowControl w:val="0"/>
+        <w:numPr>
+          <w:ilvl w:val="0"/>
+          <w:numId w:val="3"/>
+        </w:numPr>
+        <w:tabs>
+          <w:tab w:val="left" w:pos="1134"/>
+        </w:tabs>
+        <w:spacing w:after="0" w:line="240" w:lineRule="auto"/>
+        <w:ind w:left="0" w:firstLine="709"/>
+        <w:jc w:val="both"/>
+        <w:rPr>
+          <w:rFonts w:ascii="Times New Roman" w:hAnsi="Times New Roman"/>
+          <w:sz w:val="28"/>
+          <w:szCs w:val="28"/>
+        </w:rPr>
+      </w:pPr>
+      <w:r>
+        <w:rPr>
+          <w:rFonts w:ascii="Times New Roman" w:hAnsi="Times New Roman"/>
+          <w:sz w:val="28"/>
+          <w:szCs w:val="28"/>
+        </w:rPr>
+        <w:t>Разработка на платформе «1С: Предприятие» конфигурации для а</w:t>
+      </w:r>
+      <w:r>
+        <w:rPr>
+          <w:rFonts w:ascii="Times New Roman" w:hAnsi="Times New Roman"/>
+          <w:sz w:val="28"/>
+          <w:szCs w:val="28"/>
+        </w:rPr>
+        <w:t>в</w:t>
+      </w:r>
+      <w:r>
+        <w:rPr>
+          <w:rFonts w:ascii="Times New Roman" w:hAnsi="Times New Roman"/>
+          <w:sz w:val="28"/>
+          <w:szCs w:val="28"/>
+        </w:rPr>
+        <w:t>томатизации учета посещаемости и успеваемости студентов</w:t>
+      </w:r>
+    </w:p>
+    <w:p>
+      <w:pPr>
+        <w:pStyle w:val="a3"/>
+        <w:widowControl w:val="0"/>
+        <w:numPr>
+          <w:ilvl w:val="0"/>
+          <w:numId w:val="3"/>
+        </w:numPr>
+        <w:tabs>
+          <w:tab w:val="left" w:pos="1134"/>
+        </w:tabs>
+        <w:spacing w:after="0" w:line="240" w:lineRule="auto"/>
+        <w:ind w:left="0" w:firstLine="709"/>
+        <w:jc w:val="both"/>
+        <w:rPr>
+          <w:rFonts w:ascii="Times New Roman" w:hAnsi="Times New Roman"/>
+          <w:sz w:val="28"/>
+          <w:szCs w:val="28"/>
+        </w:rPr>
+      </w:pPr>
+      <w:r>
+        <w:rPr>
+          <w:rFonts w:ascii="Times New Roman" w:hAnsi="Times New Roman"/>
+          <w:sz w:val="28"/>
+          <w:szCs w:val="28"/>
+        </w:rPr>
+        <w:t>Разработка на платформе «1С: Предприятие» конфигурации для а</w:t>
+      </w:r>
+      <w:r>
+        <w:rPr>
+          <w:rFonts w:ascii="Times New Roman" w:hAnsi="Times New Roman"/>
+          <w:sz w:val="28"/>
+          <w:szCs w:val="28"/>
+        </w:rPr>
+        <w:t>в</w:t>
+      </w:r>
+      <w:r>
+        <w:rPr>
+          <w:rFonts w:ascii="Times New Roman" w:hAnsi="Times New Roman"/>
+          <w:sz w:val="28"/>
+          <w:szCs w:val="28"/>
+        </w:rPr>
+        <w:t>томатизации процесса учета пациентов в регистратуре медицинского центра</w:t>
+      </w:r>
+    </w:p>
+    <w:p>
+      <w:pPr>
+        <w:pStyle w:val="a3"/>
+        <w:widowControl w:val="0"/>
+        <w:numPr>
+          <w:ilvl w:val="0"/>
+          <w:numId w:val="3"/>
+        </w:numPr>
+        <w:tabs>
+          <w:tab w:val="left" w:pos="1134"/>
+        </w:tabs>
+        <w:spacing w:after="0" w:line="240" w:lineRule="auto"/>
+        <w:ind w:left="0" w:firstLine="709"/>
+        <w:jc w:val="both"/>
+        <w:rPr>
+          <w:rFonts w:ascii="Times New Roman" w:hAnsi="Times New Roman"/>
+          <w:sz w:val="28"/>
+          <w:szCs w:val="28"/>
+        </w:rPr>
+      </w:pPr>
+      <w:r>
+        <w:rPr>
+          <w:rFonts w:ascii="Times New Roman" w:hAnsi="Times New Roman"/>
+          <w:sz w:val="28"/>
+          <w:szCs w:val="28"/>
+        </w:rPr>
+        <w:t>Разработка на платформе «1С: Предприятие» конфигурации для учета аренды оборудования и оказания услуг</w:t>
+      </w:r>
+    </w:p>
+    <w:p>
+      <w:pPr>
+        <w:pStyle w:val="a3"/>
+        <w:widowControl w:val="0"/>
+        <w:numPr>
+          <w:ilvl w:val="0"/>
+          <w:numId w:val="3"/>
+        </w:numPr>
+        <w:tabs>
+          <w:tab w:val="left" w:pos="1134"/>
+        </w:tabs>
+        <w:spacing w:after="0" w:line="240" w:lineRule="auto"/>
+        <w:ind w:left="0" w:firstLine="709"/>
+        <w:jc w:val="both"/>
+        <w:rPr>
+          <w:rFonts w:ascii="Times New Roman" w:hAnsi="Times New Roman"/>
+          <w:sz w:val="28"/>
+          <w:szCs w:val="28"/>
+        </w:rPr>
+      </w:pPr>
+      <w:r>
+        <w:rPr>
+          <w:rFonts w:ascii="Times New Roman" w:hAnsi="Times New Roman"/>
+          <w:sz w:val="28"/>
+          <w:szCs w:val="28"/>
+        </w:rPr>
+        <w:t>Разработка на платформе «1С: Предприятие» конфигурации для автоматизации учета приготовления и реализации блюд предприятия общес</w:t>
+      </w:r>
+      <w:r>
+        <w:rPr>
+          <w:rFonts w:ascii="Times New Roman" w:hAnsi="Times New Roman"/>
+          <w:sz w:val="28"/>
+          <w:szCs w:val="28"/>
+        </w:rPr>
+        <w:t>т</w:t>
+      </w:r>
+      <w:r>
+        <w:rPr>
+          <w:rFonts w:ascii="Times New Roman" w:hAnsi="Times New Roman"/>
+          <w:sz w:val="28"/>
+          <w:szCs w:val="28"/>
+        </w:rPr>
+        <w:t>венного питания</w:t>
+      </w:r>
+    </w:p>
+    <w:p>
+      <w:pPr>
+        <w:pStyle w:val="a3"/>
+        <w:widowControl w:val="0"/>
+        <w:numPr>
+          <w:ilvl w:val="0"/>
+          <w:numId w:val="3"/>
+        </w:numPr>
+        <w:tabs>
+          <w:tab w:val="left" w:pos="1134"/>
+        </w:tabs>
+        <w:spacing w:after="0" w:line="240" w:lineRule="auto"/>
+        <w:ind w:left="0" w:firstLine="709"/>
+        <w:jc w:val="both"/>
+        <w:rPr>
+          <w:rFonts w:ascii="Times New Roman" w:hAnsi="Times New Roman"/>
+          <w:sz w:val="28"/>
+          <w:szCs w:val="28"/>
+        </w:rPr>
+      </w:pPr>
+      <w:r>
+        <w:rPr>
+          <w:rFonts w:ascii="Times New Roman" w:hAnsi="Times New Roman"/>
+          <w:sz w:val="28"/>
+          <w:szCs w:val="28"/>
+        </w:rPr>
+        <w:t>Разработка на платформе «1С: Предприятие» конфигурации для учета заказов клиентов предприятия общественного питания</w:t>
+      </w:r>
+    </w:p>
+    <w:p>
+      <w:pPr>
+        <w:pStyle w:val="a3"/>
+        <w:widowControl w:val="0"/>
+        <w:numPr>
+          <w:ilvl w:val="0"/>
+          <w:numId w:val="3"/>
+        </w:numPr>
+        <w:tabs>
+          <w:tab w:val="left" w:pos="1134"/>
+        </w:tabs>
+        <w:spacing w:after="0" w:line="240" w:lineRule="auto"/>
+        <w:ind w:left="0" w:firstLine="709"/>
+        <w:jc w:val="both"/>
+        <w:rPr>
+          <w:rFonts w:ascii="Times New Roman" w:hAnsi="Times New Roman"/>
+          <w:sz w:val="28"/>
+          <w:szCs w:val="28"/>
+        </w:rPr>
+      </w:pPr>
+      <w:r>
+        <w:rPr>
+          <w:rFonts w:ascii="Times New Roman" w:hAnsi="Times New Roman"/>
+          <w:sz w:val="28"/>
+          <w:szCs w:val="28"/>
+        </w:rPr>
+        <w:t>Разработка на платформе «1С: Предприятие» конфигурации для а</w:t>
+      </w:r>
+      <w:r>
+        <w:rPr>
+          <w:rFonts w:ascii="Times New Roman" w:hAnsi="Times New Roman"/>
+          <w:sz w:val="28"/>
+          <w:szCs w:val="28"/>
+        </w:rPr>
+        <w:t>в</w:t>
+      </w:r>
+      <w:r>
+        <w:rPr>
+          <w:rFonts w:ascii="Times New Roman" w:hAnsi="Times New Roman"/>
+          <w:sz w:val="28"/>
+          <w:szCs w:val="28"/>
+        </w:rPr>
+        <w:t>томатизации процесса подбора и трудоустройства соискателей по вакансиям работодателей</w:t>
+      </w:r>
+    </w:p>
+    <w:p>
+      <w:pPr>
+        <w:pStyle w:val="a3"/>
+        <w:widowControl w:val="0"/>
+        <w:numPr>
+          <w:ilvl w:val="0"/>
+          <w:numId w:val="3"/>
+        </w:numPr>
+        <w:tabs>
+          <w:tab w:val="left" w:pos="1134"/>
+        </w:tabs>
+        <w:spacing w:after="0" w:line="240" w:lineRule="auto"/>
+        <w:ind w:left="0" w:firstLine="709"/>
+        <w:jc w:val="both"/>
+        <w:rPr>
+          <w:rFonts w:ascii="Times New Roman" w:hAnsi="Times New Roman"/>
+          <w:sz w:val="28"/>
+          <w:szCs w:val="28"/>
+        </w:rPr>
+      </w:pPr>
+      <w:r>
+        <w:rPr>
+          <w:rFonts w:ascii="Times New Roman" w:hAnsi="Times New Roman"/>
+          <w:sz w:val="28"/>
+          <w:szCs w:val="28"/>
+        </w:rPr>
+        <w:t>Разработка на пла</w:t>
+      </w:r>
+      <w:r>
+        <w:rPr>
+          <w:rFonts w:ascii="Times New Roman" w:hAnsi="Times New Roman"/>
+          <w:sz w:val="28"/>
+          <w:szCs w:val="28"/>
+        </w:rPr>
+        <w:t>тформе «1С: Предприятие</w:t>
+      </w:r>
+      <w:r>
+        <w:rPr>
+          <w:rFonts w:ascii="Times New Roman" w:hAnsi="Times New Roman"/>
+          <w:sz w:val="28"/>
+          <w:szCs w:val="28"/>
+        </w:rPr>
+        <w:t>» программного пр</w:t>
+      </w:r>
+      <w:r>
+        <w:rPr>
+          <w:rFonts w:ascii="Times New Roman" w:hAnsi="Times New Roman"/>
+          <w:sz w:val="28"/>
+          <w:szCs w:val="28"/>
+        </w:rPr>
+        <w:t>и</w:t>
+      </w:r>
+      <w:r>
+        <w:rPr>
+          <w:rFonts w:ascii="Times New Roman" w:hAnsi="Times New Roman"/>
+          <w:sz w:val="28"/>
+          <w:szCs w:val="28"/>
+        </w:rPr>
+        <w:t>ложения автоматизации деятельности службы такси и проката автомобилей</w:t>
+      </w:r>
+    </w:p>
+    <w:p>
+      <w:pPr>
+        <w:pStyle w:val="a3"/>
+        <w:widowControl w:val="0"/>
+        <w:numPr>
+          <w:ilvl w:val="0"/>
+          <w:numId w:val="3"/>
+        </w:numPr>
+        <w:tabs>
+          <w:tab w:val="left" w:pos="1134"/>
+        </w:tabs>
+        <w:spacing w:after="0" w:line="240" w:lineRule="auto"/>
+        <w:ind w:left="0" w:firstLine="709"/>
+        <w:jc w:val="both"/>
+        <w:rPr>
+          <w:rFonts w:ascii="Times New Roman" w:hAnsi="Times New Roman"/>
+          <w:sz w:val="28"/>
+          <w:szCs w:val="28"/>
+        </w:rPr>
+      </w:pPr>
+      <w:r>
+        <w:rPr>
+          <w:rFonts w:ascii="Times New Roman" w:hAnsi="Times New Roman"/>
+          <w:sz w:val="28"/>
+          <w:szCs w:val="28"/>
+        </w:rPr>
+        <w:t>Разработка на платформе «1С: Предприятие» конфигурации по уч</w:t>
+      </w:r>
+      <w:r>
+        <w:rPr>
+          <w:rFonts w:ascii="Times New Roman" w:hAnsi="Times New Roman"/>
+          <w:sz w:val="28"/>
+          <w:szCs w:val="28"/>
+        </w:rPr>
+        <w:t>е</w:t>
+      </w:r>
+      <w:r>
+        <w:rPr>
+          <w:rFonts w:ascii="Times New Roman" w:hAnsi="Times New Roman"/>
+          <w:sz w:val="28"/>
+          <w:szCs w:val="28"/>
+        </w:rPr>
+        <w:t xml:space="preserve">ту перемещения товаров при территориально удаленной системе складского хранения </w:t>
+      </w:r>
+    </w:p>
+    <w:p>
+      <w:pPr>
+        <w:pStyle w:val="a3"/>
+        <w:widowControl w:val="0"/>
+        <w:numPr>
+          <w:ilvl w:val="0"/>
+          <w:numId w:val="3"/>
+        </w:numPr>
+        <w:tabs>
+          <w:tab w:val="left" w:pos="1134"/>
+        </w:tabs>
+        <w:spacing w:after="0" w:line="240" w:lineRule="auto"/>
+        <w:ind w:left="0" w:firstLine="709"/>
+        <w:jc w:val="both"/>
+        <w:rPr>
+          <w:rFonts w:ascii="Times New Roman" w:hAnsi="Times New Roman"/>
+          <w:sz w:val="28"/>
+          <w:szCs w:val="28"/>
+        </w:rPr>
+      </w:pPr>
+      <w:r>
+        <w:rPr>
+          <w:rFonts w:ascii="Times New Roman" w:hAnsi="Times New Roman"/>
+          <w:sz w:val="28"/>
+          <w:szCs w:val="28"/>
+        </w:rPr>
+        <w:t>Разработка на платформе «1С: Предприятие» программного обе</w:t>
+      </w:r>
+      <w:r>
+        <w:rPr>
+          <w:rFonts w:ascii="Times New Roman" w:hAnsi="Times New Roman"/>
+          <w:sz w:val="28"/>
+          <w:szCs w:val="28"/>
+        </w:rPr>
+        <w:t>с</w:t>
+      </w:r>
+      <w:r>
+        <w:rPr>
+          <w:rFonts w:ascii="Times New Roman" w:hAnsi="Times New Roman"/>
+          <w:sz w:val="28"/>
+          <w:szCs w:val="28"/>
+        </w:rPr>
+        <w:t xml:space="preserve">печения для анализа розничного товарооборота торгового предприятия </w:t>
+      </w:r>
+    </w:p>
+    <w:p>
+      <w:pPr>
+        <w:pStyle w:val="a3"/>
+        <w:widowControl w:val="0"/>
+        <w:numPr>
+          <w:ilvl w:val="0"/>
+          <w:numId w:val="3"/>
+        </w:numPr>
+        <w:tabs>
+          <w:tab w:val="left" w:pos="1134"/>
+        </w:tabs>
+        <w:spacing w:after="0" w:line="240" w:lineRule="auto"/>
+        <w:ind w:left="0" w:firstLine="709"/>
+        <w:jc w:val="both"/>
+        <w:rPr>
+          <w:rFonts w:ascii="Times New Roman" w:hAnsi="Times New Roman"/>
+          <w:sz w:val="28"/>
+          <w:szCs w:val="28"/>
+        </w:rPr>
+      </w:pPr>
+      <w:r>
+        <w:rPr>
+          <w:rFonts w:ascii="Times New Roman" w:hAnsi="Times New Roman"/>
+          <w:sz w:val="28"/>
+          <w:szCs w:val="28"/>
+        </w:rPr>
+        <w:t>Разработка на платформе «1С: Предприятие» конфигурации для а</w:t>
+      </w:r>
+      <w:r>
+        <w:rPr>
+          <w:rFonts w:ascii="Times New Roman" w:hAnsi="Times New Roman"/>
+          <w:sz w:val="28"/>
+          <w:szCs w:val="28"/>
+        </w:rPr>
+        <w:t>т</w:t>
+      </w:r>
+      <w:r>
+        <w:rPr>
+          <w:rFonts w:ascii="Times New Roman" w:hAnsi="Times New Roman"/>
+          <w:sz w:val="28"/>
+          <w:szCs w:val="28"/>
+        </w:rPr>
+        <w:t xml:space="preserve">тестации сотрудников </w:t>
+      </w:r>
+    </w:p>
+    <w:p>
+      <w:pPr>
+        <w:pStyle w:val="a3"/>
+        <w:widowControl w:val="0"/>
+        <w:numPr>
+          <w:ilvl w:val="0"/>
+          <w:numId w:val="3"/>
+        </w:numPr>
+        <w:tabs>
+          <w:tab w:val="left" w:pos="1134"/>
+        </w:tabs>
+        <w:spacing w:after="0" w:line="240" w:lineRule="auto"/>
+        <w:ind w:left="0" w:firstLine="709"/>
+        <w:jc w:val="both"/>
+        <w:rPr>
+          <w:rFonts w:ascii="Times New Roman" w:hAnsi="Times New Roman"/>
+          <w:sz w:val="28"/>
+          <w:szCs w:val="28"/>
+        </w:rPr>
+      </w:pPr>
+      <w:r>
+        <w:rPr>
+          <w:rFonts w:ascii="Times New Roman" w:hAnsi="Times New Roman"/>
+          <w:sz w:val="28"/>
+          <w:szCs w:val="28"/>
+        </w:rPr>
+        <w:t>Разработка на платформе «1С: Предприятие» программного прил</w:t>
+      </w:r>
+      <w:r>
+        <w:rPr>
+          <w:rFonts w:ascii="Times New Roman" w:hAnsi="Times New Roman"/>
+          <w:sz w:val="28"/>
+          <w:szCs w:val="28"/>
+        </w:rPr>
+        <w:t>о</w:t>
+      </w:r>
+      <w:r>
+        <w:rPr>
+          <w:rFonts w:ascii="Times New Roman" w:hAnsi="Times New Roman"/>
+          <w:sz w:val="28"/>
+          <w:szCs w:val="28"/>
+        </w:rPr>
+        <w:t xml:space="preserve">жения для системы складского хранения </w:t>
       </w:r>
     </w:p>
     <w:p>
@@ -4390,6 +5122,92 @@
     </w:lvl>
   </w:abstractNum>
   <w:abstractNum w:abstractNumId="1">
+    <w:nsid w:val="39036D4B"/>
+    <w:multiLevelType w:val="hybridMultilevel"/>
+    <w:tmpl w:val="288C01BE"/>
+    <w:lvl w:ilvl="0" w:tplc="0419000F">
+      <w:start w:val="1"/>
+      <w:numFmt w:val="decimal"/>
+      <w:lvlText w:val="%1."/>
+      <w:lvlJc w:val="left"/>
+      <w:pPr>
+        <w:ind w:left="2487" w:hanging="360"/>
+      </w:pPr>
+    </w:lvl>
+    <w:lvl w:ilvl="1" w:tplc="04190019" w:tentative="1">
+      <w:start w:val="1"/>
+      <w:numFmt w:val="lowerLetter"/>
+      <w:lvlText w:val="%2."/>
+      <w:lvlJc w:val="left"/>
+      <w:pPr>
+        <w:ind w:left="2149" w:hanging="360"/>
+      </w:pPr>
+    </w:lvl>
+    <w:lvl w:ilvl="2" w:tplc="0419001B" w:tentative="1">
+      <w:start w:val="1"/>
+      <w:numFmt w:val="lowerRoman"/>
+      <w:lvlText w:val="%3."/>
+      <w:lvlJc w:val="right"/>
+      <w:pPr>
+        <w:ind w:left="2869" w:hanging="180"/>
+      </w:pPr>
+    </w:lvl>
+    <w:lvl w:ilvl="3" w:tplc="0419000F" w:tentative="1">
+      <w:start w:val="1"/>
+      <w:numFmt w:val="decimal"/>
+      <w:lvlText w:val="%4."/>
+      <w:lvlJc w:val="left"/>
+      <w:pPr>
+        <w:ind w:left="3589" w:hanging="360"/>
+      </w:pPr>
+    </w:lvl>
+    <w:lvl w:ilvl="4" w:tplc="04190019" w:tentative="1">
+      <w:start w:val="1"/>
+      <w:numFmt w:val="lowerLetter"/>
+      <w:lvlText w:val="%5."/>
+      <w:lvlJc w:val="left"/>
+      <w:pPr>
+        <w:ind w:left="4309" w:hanging="360"/>
+      </w:pPr>
+    </w:lvl>
+    <w:lvl w:ilvl="5" w:tplc="0419001B" w:tentative="1">
+      <w:start w:val="1"/>
+      <w:numFmt w:val="lowerRoman"/>
+      <w:lvlText w:val="%6."/>
+      <w:lvlJc w:val="right"/>
+      <w:pPr>
+        <w:ind w:left="5029" w:hanging="180"/>
+      </w:pPr>
+    </w:lvl>
+    <w:lvl w:ilvl="6" w:tplc="0419000F" w:tentative="1">
+      <w:start w:val="1"/>
+      <w:numFmt w:val="decimal"/>
+      <w:lvlText w:val="%7."/>
+      <w:lvlJc w:val="left"/>
+      <w:pPr>
+        <w:ind w:left="5749" w:hanging="360"/>
+      </w:pPr>
+    </w:lvl>
+    <w:lvl w:ilvl="7" w:tplc="04190019" w:tentative="1">
+      <w:start w:val="1"/>
+      <w:numFmt w:val="lowerLetter"/>
+      <w:lvlText w:val="%8."/>
+      <w:lvlJc w:val="left"/>
+      <w:pPr>
+        <w:ind w:left="6469" w:hanging="360"/>
+      </w:pPr>
+    </w:lvl>
+    <w:lvl w:ilvl="8" w:tplc="0419001B" w:tentative="1">
+      <w:start w:val="1"/>
+      <w:numFmt w:val="lowerRoman"/>
+      <w:lvlText w:val="%9."/>
+      <w:lvlJc w:val="right"/>
+      <w:pPr>
+        <w:ind w:left="7189" w:hanging="180"/>
+      </w:pPr>
+    </w:lvl>
+  </w:abstractNum>
+  <w:abstractNum w:abstractNumId="2">
     <w:nsid w:val="4D214006"/>
     <w:multiLevelType w:val="hybridMultilevel"/>
     <w:tmpl w:val="E72649B0"/>
@@ -4503,10 +5321,13 @@
     </w:lvl>
   </w:abstractNum>
   <w:num w:numId="1">
-    <w:abstractNumId w:val="1"/>
+    <w:abstractNumId w:val="2"/>
   </w:num>
   <w:num w:numId="2">
     <w:abstractNumId w:val="0"/>
+  </w:num>
+  <w:num w:numId="3">
+    <w:abstractNumId w:val="1"/>
   </w:num>
 </w:numbering>
 </file>
@@ -4749,7 +5570,9 @@
   </w:style>
   <w:style w:type="paragraph" w:styleId="a3">
     <w:name w:val="List Paragraph"/>
+    <w:aliases w:val="курсовая"/>
     <w:basedOn w:val="a"/>
+    <w:link w:val="a4"/>
     <w:uiPriority w:val="34"/>
     <w:qFormat/>
     <w:rsid w:val="00FB0E14"/>
@@ -4763,10 +5586,10 @@
     <w:basedOn w:val="a0"/>
     <w:rsid w:val="00FB0E14"/>
   </w:style>
-  <w:style w:type="paragraph" w:styleId="a4">
+  <w:style w:type="paragraph" w:styleId="a5">
     <w:name w:val="Balloon Text"/>
     <w:basedOn w:val="a"/>
-    <w:link w:val="a5"/>
+    <w:link w:val="a6"/>
     <w:uiPriority w:val="99"/>
     <w:semiHidden/>
     <w:unhideWhenUsed/>
@@ -4780,10 +5603,10 @@
       <w:szCs w:val="16"/>
     </w:rPr>
   </w:style>
-  <w:style w:type="character" w:customStyle="1" w:styleId="a5">
+  <w:style w:type="character" w:customStyle="1" w:styleId="a6">
     <w:name w:val="Текст выноски Знак"/>
     <w:basedOn w:val="a0"/>
-    <w:link w:val="a4"/>
+    <w:link w:val="a5"/>
     <w:uiPriority w:val="99"/>
     <w:semiHidden/>
     <w:rsid w:val="00FB0E14"/>
@@ -4822,6 +5645,14 @@
       <w:sz w:val="28"/>
       <w:szCs w:val="28"/>
     </w:rPr>
+  </w:style>
+  <w:style w:type="character" w:customStyle="1" w:styleId="a4">
+    <w:name w:val="Абзац списка Знак"/>
+    <w:aliases w:val="курсовая Знак"/>
+    <w:link w:val="a3"/>
+    <w:uiPriority w:val="34"/>
+    <w:locked/>
+    <w:rsid w:val="00130283"/>
   </w:style>
 </w:styles>
 </file>
